--- a/kurs/classroom-pack/vecka-02/elev-meggerkort.docx
+++ b/kurs/classroom-pack/vecka-02/elev-meggerkort.docx
@@ -812,6 +812,121 @@
           <w:color w:val="111111"/>
           <w:sz w:val="26"/>
         </w:rPr>
+        <w:t>Räkna</w:t>
+      </w:r>
+    </w:p>
+    <w:p>
+      <w:pPr>
+        <w:spacing w:before="0" w:after="120" w:line="276" w:lineRule="auto"/>
+      </w:pPr>
+      <w:r>
+        <w:rPr>
+          <w:rFonts w:ascii="IBM Plex Sans" w:hAnsi="IBM Plex Sans" w:eastAsia="IBM Plex Sans" w:cs="IBM Plex Sans"/>
+          <w:b w:val="0"/>
+          <w:color w:val="111111"/>
+          <w:sz w:val="21"/>
+        </w:rPr>
+        <w:t>Mei. Samma avläsningar som kortet. I_läck = U / R. På papper.</w:t>
+      </w:r>
+    </w:p>
+    <w:p>
+      <w:pPr>
+        <w:spacing w:before="0" w:after="120" w:line="276" w:lineRule="auto"/>
+      </w:pPr>
+      <w:r>
+        <w:rPr>
+          <w:rFonts w:ascii="IBM Plex Sans" w:hAnsi="IBM Plex Sans" w:eastAsia="IBM Plex Sans" w:cs="IBM Plex Sans"/>
+          <w:b w:val="0"/>
+          <w:color w:val="111111"/>
+          <w:sz w:val="21"/>
+        </w:rPr>
+        <w:t>230 V / 2,4 MΩ  →  I_läck ≈ ______ µA</w:t>
+      </w:r>
+    </w:p>
+    <w:p>
+      <w:pPr>
+        <w:spacing w:before="0" w:after="120" w:line="276" w:lineRule="auto"/>
+      </w:pPr>
+      <w:r>
+        <w:rPr>
+          <w:rFonts w:ascii="IBM Plex Sans" w:hAnsi="IBM Plex Sans" w:eastAsia="IBM Plex Sans" w:cs="IBM Plex Sans"/>
+          <w:b w:val="0"/>
+          <w:color w:val="111111"/>
+          <w:sz w:val="21"/>
+        </w:rPr>
+        <w:t>230 V / 0,4 MΩ  →  I_läck ≈ ______ µA</w:t>
+      </w:r>
+    </w:p>
+    <w:p>
+      <w:pPr>
+        <w:spacing w:before="0" w:after="120" w:line="276" w:lineRule="auto"/>
+      </w:pPr>
+      <w:r>
+        <w:rPr>
+          <w:rFonts w:ascii="IBM Plex Sans" w:hAnsi="IBM Plex Sans" w:eastAsia="IBM Plex Sans" w:cs="IBM Plex Sans"/>
+          <w:b w:val="0"/>
+          <w:color w:val="111111"/>
+          <w:sz w:val="21"/>
+        </w:rPr>
+        <w:t>1 MΩ är  [ ] skall    [ ] upplysning</w:t>
+      </w:r>
+    </w:p>
+    <w:p>
+      <w:pPr>
+        <w:spacing w:before="0" w:after="120" w:line="276" w:lineRule="auto"/>
+      </w:pPr>
+      <w:r>
+        <w:rPr>
+          <w:rFonts w:ascii="IBM Plex Sans" w:hAnsi="IBM Plex Sans" w:eastAsia="IBM Plex Sans" w:cs="IBM Plex Sans"/>
+          <w:b w:val="0"/>
+          <w:color w:val="111111"/>
+          <w:sz w:val="21"/>
+        </w:rPr>
+        <w:t>Beslut GO/STOP tar du från meggerkortet, inte från µA.</w:t>
+      </w:r>
+    </w:p>
+    <w:p>
+      <w:pPr>
+        <w:spacing w:before="0" w:after="120" w:line="276" w:lineRule="auto"/>
+      </w:pPr>
+      <w:r>
+        <w:rPr>
+          <w:rFonts w:ascii="IBM Plex Sans" w:hAnsi="IBM Plex Sans" w:eastAsia="IBM Plex Sans" w:cs="IBM Plex Sans"/>
+          <w:b w:val="0"/>
+          <w:color w:val="111111"/>
+          <w:sz w:val="21"/>
+        </w:rPr>
+        <w:t>Elektriker: µA är inte JFB-hemma.</w:t>
+      </w:r>
+    </w:p>
+    <w:p>
+      <w:pPr>
+        <w:spacing w:before="0" w:after="120" w:line="276" w:lineRule="auto"/>
+      </w:pPr>
+      <w:r>
+        <w:rPr>
+          <w:rFonts w:ascii="IBM Plex Sans" w:hAnsi="IBM Plex Sans" w:eastAsia="IBM Plex Sans" w:cs="IBM Plex Sans"/>
+          <w:b w:val="0"/>
+          <w:color w:val="111111"/>
+          <w:sz w:val="21"/>
+        </w:rPr>
+        <w:t>Ingenjör: 1 MΩ är upplysning. Kortet styr.</w:t>
+      </w:r>
+    </w:p>
+    <w:p>
+      <w:pPr>
+        <w:spacing w:before="200" w:after="80"/>
+        <w:pBdr>
+          <w:top w:val="single" w:sz="6" w:space="4" w:color="111111"/>
+        </w:pBdr>
+      </w:pPr>
+      <w:r>
+        <w:rPr>
+          <w:rFonts w:ascii="IBM Plex Sans" w:hAnsi="IBM Plex Sans" w:eastAsia="IBM Plex Sans" w:cs="IBM Plex Sans"/>
+          <w:b/>
+          <w:color w:val="111111"/>
+          <w:sz w:val="26"/>
+        </w:rPr>
         <w:t>Två spår — en rad</w:t>
       </w:r>
     </w:p>
